--- a/output/documentation-2026-09-28/06_Технологии.docx
+++ b/output/documentation-2026-09-28/06_Технологии.docx
@@ -48,7 +48,7 @@
         <w:jc w:val="center"/>
       </w:pPr>
       <w:r>
-        <w:t>Программная версия 9fb10f8</w:t>
+        <w:t>Программная версия v1.0</w:t>
       </w:r>
     </w:p>
     <w:p>
@@ -279,7 +279,7 @@
     </w:p>
     <w:p>
       <w:r>
-        <w:t>Исходный код: https://github.com/kolloko2/112-ai-trainer, версия 9fb10f8. Приложение состоит из Python-сервисов, браузерного интерфейса на JavaScript, локальной АТС и файловых ресурсов. Контейнеры собираются из Dockerfile проекта. Ollama работает на локальном хосте и доступен серверным компонентам.</w:t>
+        <w:t>Исходный код: https://github.com/kolloko2/112-ai-trainer, версия v1.0. Приложение состоит из Python-сервисов, браузерного интерфейса на JavaScript, локальной АТС и файловых ресурсов. Контейнеры собираются из Dockerfile проекта. Ollama работает на локальном хосте и доступен серверным компонентам.</w:t>
       </w:r>
     </w:p>
     <w:p>
